--- a/docs/PRFAQ-Monere.docx
+++ b/docs/PRFAQ-Monere.docx
@@ -624,7 +624,7 @@
                 <w:sz w:val="19"/>
                 <w:szCs w:val="19"/>
               </w:rPr>
-              <w:t xml:space="preserve">Graphiques (1J → 5A)</w:t>
+              <w:t xml:space="preserve">Graphiques (1J → Max)</w:t>
             </w:r>
           </w:p>
         </w:tc>
